--- a/data/ai_paras/AI_para_35.docx
+++ b/data/ai_paras/AI_para_35.docx
@@ -4,7 +4,7 @@
   <w:body>
     <w:p>
       <w:r>
-        <w:t>The interplay of symbols such as blood, weather, and hallucinations in "Macbeth" effectively reinforces themes of guilt, ambition, and the supernatural, while offering varied perceptions among characters. Blood, which initially symbolizes honor, progressively becomes a symbol of guilt and moral decay, profoundly affecting Macbeth and Lady Macbeth's psychological states. As noted by Dadwal, symbolism in Shakespeare's plays serves as a conduit for deeper emotions, with blood representing the haunting consequences of unchecked ambition (Ref-s729850). The weather, on the other hand, mirrors the characters' internal chaos and moral corruption, as observed by Ali, who highlights how nature’s fury parallels the disturbances within the human realm, enhancing the thematic depth of guilt and ambition (Ref-s729850). Lastly, hallucinations serve as manifestations of the characters' inner turmoil, illustrating their descent into madness and underscoring the supernatural's influence on their psyches, thus driving the narrative toward its inevitable tragic conclusion.</w:t>
+        <w:t>In conclusion, the intricate use of symbolism in "Macbeth" provides profound insights into the play's exploration of human ambition and morality. By employing symbols such as blood, weather, and hallucinations, Shakespeare artfully illustrates the psychological and emotional turmoil experienced by his characters. These symbols serve not only to enhance the narrative structure but also engage the audience in a deeper reflection on the consequences of unchecked ambition and the corrosive power of guilt. Shakespeare's portrayal of these themes suggests a broader commentary on the destructive potential inherent in human desires and the moral decay that can ensue. Thus, the symbolism in "Macbeth" transcends mere narrative elements, offering a lens through which the complexities of human nature and ethical dilemmas are vividly illuminated.</w:t>
       </w:r>
     </w:p>
     <w:sectPr>
